--- a/downloads/documents/05 Materials/Unit 04/Slides/Slides 04.07 - Principles Balance Focal Point Rhythm Proportion.docx
+++ b/downloads/documents/05 Materials/Unit 04/Slides/Slides 04.07 - Principles Balance Focal Point Rhythm Proportion.docx
@@ -507,7 +507,7 @@
         <w:pStyle w:val="Compact"/>
       </w:pPr>
       <w:r>
-        <w:t xml:space="preserve">For each: the principle it shows best; the balance type if it is balance; one sentence on the visual weight</w:t>
+        <w:t xml:space="preserve">For each layout: name the principle it shows best. If it is balance, name the kind. Write one sentence on the visual weight</w:t>
       </w:r>
     </w:p>
     <w:p>
@@ -613,7 +613,7 @@
         <w:t xml:space="preserve"> </w:t>
       </w:r>
       <w:r>
-        <w:t xml:space="preserve">Notes: Students copy the six into Part 4 and add a seventh of their own. This is the judging sheet tomorrow.</w:t>
+        <w:t xml:space="preserve">Notes: The six are printed in Part 4 of the handout. Students check theirs against the board and add a seventh of their own. This is the judging sheet tomorrow.</w:t>
       </w:r>
     </w:p>
     <w:p>
